--- a/guide/업데이트_배포가이드.docx
+++ b/guide/업데이트_배포가이드.docx
@@ -1108,6 +1108,19 @@
         <w:spacing w:after="60"/>
       </w:pPr>
       <w:r>
+        <w:t xml:space="preserve">미신청 직원 목록의 각 행(인원수 칸 오른쪽)에 '신청' 버튼이 추가되어, 위쪽 사번 입력칸에 직접 입력하지 않고도 목록에서 바로 대신 신청 처리를 할 수 있습니다. 도급 직원은 버튼을 누르면 신청 인원수를 입력하는 창(총원 기준 기본값)이 뜨고, 개인 직원은 바로 1명으로 신청됩니다.</w:t>
+      </w:r>
+    </w:p>
+    <w:p>
+      <w:pPr>
+        <w:pStyle w:val="ListParagraph"/>
+        <w:numPr>
+          <w:ilvl w:val="0"/>
+          <w:numId w:val="2"/>
+        </w:numPr>
+        <w:spacing w:after="60"/>
+      </w:pPr>
+      <w:r>
         <w:t xml:space="preserve">직원 관리 탭: 검색창에 이름/사번/부서를 입력하면 바로 필터링됩니다. 목록은 부서별 가나다순으로 정렬되어 있습니다.</w:t>
       </w:r>
     </w:p>
@@ -1121,6 +1134,19 @@
         <w:spacing w:after="60"/>
       </w:pPr>
       <w:r>
+        <w:t xml:space="preserve">직원 관리 탭(신규): '엑셀 다운로드' 버튼으로 현재 선택된 필터(전체/재직자/퇴직자) 기준 직원 명단을 엑셀 파일로 내려받을 수 있고, '인쇄' 버튼으로 화면에 보이는 목록을 바로 인쇄할 수 있습니다.</w:t>
+      </w:r>
+    </w:p>
+    <w:p>
+      <w:pPr>
+        <w:pStyle w:val="ListParagraph"/>
+        <w:numPr>
+          <w:ilvl w:val="0"/>
+          <w:numId w:val="2"/>
+        </w:numPr>
+        <w:spacing w:after="60"/>
+      </w:pPr>
+      <w:r>
         <w:t xml:space="preserve">식단표 관리 탭(신규): '이번 주'/'다음 주' 버튼으로 주를 선택한 뒤, 식단표 이미지를 업로드하거나 메모를 입력하고 저장할 수 있습니다.</w:t>
       </w:r>
     </w:p>
@@ -1135,6 +1161,19 @@
       </w:pPr>
       <w:r>
         <w:t xml:space="preserve">설정 탭(신규): 당일 신청 마감 시(시/분)를 원하는 값으로 바꾸고 저장하면 즉시 적용됩니다(재배포 불필요). 공지사항을 새로 올리거나 종료할 수 있고, '데이터 백업 다운로드' 버튼으로 전체 데이터를 내 컴퓨터에 파일로 저장할 수 있습니다.</w:t>
+      </w:r>
+    </w:p>
+    <w:p>
+      <w:pPr>
+        <w:pStyle w:val="ListParagraph"/>
+        <w:numPr>
+          <w:ilvl w:val="0"/>
+          <w:numId w:val="2"/>
+        </w:numPr>
+        <w:spacing w:after="60"/>
+      </w:pPr>
+      <w:r>
+        <w:t xml:space="preserve">만족도 조사 탭(신규, 관리자 전용): 식사를 신청한 직원이 중식 12:00~15:00 / 석식 17:00~20:00 사이에 남긴 별점(1~5개, 20~100점 환산)과 이유를 부서별로 집계해서 볼 수 있습니다. '일별'/'월간' 보기를 전환할 수 있고, 부서별 응답인원·평균점수·별점 분포와 개별 응답(이유 포함) 목록을 확인하며 엑셀 다운로드·인쇄가 가능합니다.</w:t>
       </w:r>
     </w:p>
     <w:p>
@@ -1143,6 +1182,359 @@
         <w:spacing w:after="120" w:before="260"/>
       </w:pPr>
       <w:r>
+        <w:t xml:space="preserve">식사 만족도 별점 평가 (신규)</w:t>
+      </w:r>
+    </w:p>
+    <w:p>
+      <w:pPr>
+        <w:pStyle w:val="ListParagraph"/>
+        <w:numPr>
+          <w:ilvl w:val="0"/>
+          <w:numId w:val="2"/>
+        </w:numPr>
+        <w:spacing w:after="60"/>
+      </w:pPr>
+      <w:r>
+        <w:t xml:space="preserve">'내 식사 신청' 화면 위쪽에 평가 카드가 항상 표시됩니다. 다만 실제로 별점을 등록하려면 그 끼니를 신청한 상태로 중식 12:00~15:00 / 석식 17:00~20:00 사이여야 하며, 그 외에는 입력칸이 비활성화되고 '○○을 신청하면 평가할 수 있습니다' 또는 '평가 가능 시간: OO:OO ~ OO:OO' 안내 문구가 표시됩니다.</w:t>
+      </w:r>
+    </w:p>
+    <w:p>
+      <w:pPr>
+        <w:pStyle w:val="ListParagraph"/>
+        <w:numPr>
+          <w:ilvl w:val="0"/>
+          <w:numId w:val="2"/>
+        </w:numPr>
+        <w:spacing w:after="60"/>
+      </w:pPr>
+      <w:r>
+        <w:t xml:space="preserve">평가 가능 시간 안에서 별 1~5개(20~100점 환산)와 이유(사유, 필수 입력)를 남기고, 다시 눌러 수정도 할 수 있습니다.</w:t>
+      </w:r>
+    </w:p>
+    <w:p>
+      <w:pPr>
+        <w:pStyle w:val="ListParagraph"/>
+        <w:numPr>
+          <w:ilvl w:val="0"/>
+          <w:numId w:val="2"/>
+        </w:numPr>
+        <w:spacing w:after="60"/>
+      </w:pPr>
+      <w:r>
+        <w:t xml:space="preserve">관리자 화면의 '만족도 조사' 탭(관리자 전용)에서 부서별 응답인원·평균점수·별점 분포를 확인하고 엑셀 다운로드·인쇄를 할 수 있습니다. 자세한 내용은 위 '관리자 화면' 항목을 참고하세요.</w:t>
+      </w:r>
+    </w:p>
+    <w:p>
+      <w:pPr>
+        <w:pStyle w:val="Heading2"/>
+        <w:spacing w:after="120" w:before="260"/>
+      </w:pPr>
+      <w:r>
+        <w:t xml:space="preserve">부서 운영자(제한된 관리자) 권한 (신규)</w:t>
+      </w:r>
+    </w:p>
+    <w:p>
+      <w:pPr>
+        <w:pStyle w:val="ListParagraph"/>
+        <w:numPr>
+          <w:ilvl w:val="0"/>
+          <w:numId w:val="2"/>
+        </w:numPr>
+        <w:spacing w:after="60"/>
+      </w:pPr>
+      <w:r>
+        <w:t xml:space="preserve">직원 관리 탭에서 특정 직원을 수정할 때 '권한'을 '운영자'로 바꾸면, 바로 아래 '담당 부서' 체크박스 목록이 나타납니다. 그 직원의 소속 부서는 자동으로 포함되고, 여기서 추가로 관리하게 하고 싶은 부서를 체크박스로 원하는 만큼(2개, 3개 이상도 자유롭게) 선택한 뒤 저장하면 됩니다.</w:t>
+      </w:r>
+    </w:p>
+    <w:p>
+      <w:pPr>
+        <w:pStyle w:val="ListParagraph"/>
+        <w:numPr>
+          <w:ilvl w:val="0"/>
+          <w:numId w:val="2"/>
+        </w:numPr>
+        <w:spacing w:after="60"/>
+      </w:pPr>
+      <w:r>
+        <w:t xml:space="preserve">목록에 아직 없는 새 부서명은 옆의 입력칸에 이름을 입력하고 '추가' 버튼을 누르면 체크된 상태로 새 항목이 만들어집니다.</w:t>
+      </w:r>
+    </w:p>
+    <w:p>
+      <w:pPr>
+        <w:pStyle w:val="ListParagraph"/>
+        <w:numPr>
+          <w:ilvl w:val="0"/>
+          <w:numId w:val="2"/>
+        </w:numPr>
+        <w:spacing w:after="60"/>
+      </w:pPr>
+      <w:r>
+        <w:t xml:space="preserve">운영자로 지정된 직원이 로그인하면 '내 식사 신청' 화면과 함께 '부서 운영자' 탭이 새로 나타납니다. 이 탭에서는 담당 부서에 한해 신청 현황 확인과 신청/취소 대신 처리, 일일·월간 집계 확인 및 엑셀 다운로드·인쇄를 할 수 있습니다.</w:t>
+      </w:r>
+    </w:p>
+    <w:p>
+      <w:pPr>
+        <w:pStyle w:val="ListParagraph"/>
+        <w:numPr>
+          <w:ilvl w:val="0"/>
+          <w:numId w:val="2"/>
+        </w:numPr>
+        <w:spacing w:after="60"/>
+      </w:pPr>
+      <w:r>
+        <w:t xml:space="preserve">운영자는 담당 부서 소속 직원의 이름/구분(개인·도급)/총원(TO)/재직 여부는 수정할 수 있지만, 새 직원을 등록하거나 삭제(퇴직 처리)할 수는 없습니다. 부서 이동이나 관리자·운영자 권한 부여도 할 수 없고, 이 작업들은 전체 관리자만 할 수 있습니다.</w:t>
+      </w:r>
+    </w:p>
+    <w:p>
+      <w:pPr>
+        <w:pStyle w:val="ListParagraph"/>
+        <w:numPr>
+          <w:ilvl w:val="0"/>
+          <w:numId w:val="2"/>
+        </w:numPr>
+        <w:spacing w:after="60"/>
+      </w:pPr>
+      <w:r>
+        <w:t xml:space="preserve">담당 부서는 관리자가 직원 관리 화면에서 언제든 새로 추가하거나 변경할 수 있고, 운영자가 다시 로그인하지 않아도 바로 반영됩니다.</w:t>
+      </w:r>
+    </w:p>
+    <w:p>
+      <w:pPr>
+        <w:pStyle w:val="ListParagraph"/>
+        <w:numPr>
+          <w:ilvl w:val="0"/>
+          <w:numId w:val="2"/>
+        </w:numPr>
+        <w:spacing w:after="60"/>
+      </w:pPr>
+      <w:r>
+        <w:t xml:space="preserve">신청 현황 탭의 '미신청 직원' 목록에 '신청' 버튼이 추가되어, 사번을 직접 입력하지 않고도 목록에서 바로 대신 신청 처리를 할 수 있습니다. 도급 직원은 버튼을 누르면 신청 인원수를 입력하는 창(총원 기준 기본값)이 뜨고, 개인 직원은 바로 1명으로 신청됩니다. 이미 신청된 건을 취소할 때는 기존과 동일하게 '신청 현황' 표의 '취소' 버튼을 사용합니다.</w:t>
+      </w:r>
+    </w:p>
+    <w:p>
+      <w:pPr>
+        <w:pStyle w:val="Heading2"/>
+        <w:spacing w:after="120" w:before="260"/>
+      </w:pPr>
+      <w:r>
+        <w:t xml:space="preserve">직원 관리 탭 — 인원 현황 / 정렬 / 재직·퇴직 구분 (신규)</w:t>
+      </w:r>
+    </w:p>
+    <w:p>
+      <w:pPr>
+        <w:pStyle w:val="ListParagraph"/>
+        <w:numPr>
+          <w:ilvl w:val="0"/>
+          <w:numId w:val="2"/>
+        </w:numPr>
+        <w:spacing w:after="60"/>
+      </w:pPr>
+      <w:r>
+        <w:t xml:space="preserve">화면 맨 위에 개인 인원 / 도급사 총원(TO) / 합계가 요약 카드로 표시됩니다.</w:t>
+      </w:r>
+    </w:p>
+    <w:p>
+      <w:pPr>
+        <w:pStyle w:val="ListParagraph"/>
+        <w:numPr>
+          <w:ilvl w:val="0"/>
+          <w:numId w:val="2"/>
+        </w:numPr>
+        <w:spacing w:after="60"/>
+      </w:pPr>
+      <w:r>
+        <w:t xml:space="preserve">검색창 옆 '정렬' 드롭다운에서 부서별 / 가나다순 / 사번별 / 재직자별 정렬을 즉시 바꿀 수 있습니다.</w:t>
+      </w:r>
+    </w:p>
+    <w:p>
+      <w:pPr>
+        <w:pStyle w:val="ListParagraph"/>
+        <w:numPr>
+          <w:ilvl w:val="0"/>
+          <w:numId w:val="2"/>
+        </w:numPr>
+        <w:spacing w:after="60"/>
+      </w:pPr>
+      <w:r>
+        <w:t xml:space="preserve">그 아래 '전체 / 재직자 / 퇴직자' 탭을 눌러 재직 중인 직원과 퇴직한 직원을 구분해서 볼 수 있습니다 (기본은 재직자만 표시).</w:t>
+      </w:r>
+    </w:p>
+    <w:p>
+      <w:pPr>
+        <w:pStyle w:val="ListParagraph"/>
+        <w:numPr>
+          <w:ilvl w:val="0"/>
+          <w:numId w:val="2"/>
+        </w:numPr>
+        <w:spacing w:after="60"/>
+      </w:pPr>
+      <w:r>
+        <w:t xml:space="preserve">퇴직자 목록에서는 '복직' 버튼으로 다시 재직 상태로 되돌리거나, '완전 삭제' 버튼으로 기록까지 영구적으로 지울 수 있습니다.</w:t>
+      </w:r>
+    </w:p>
+    <w:p>
+      <w:pPr>
+        <w:pStyle w:val="ListParagraph"/>
+        <w:numPr>
+          <w:ilvl w:val="0"/>
+          <w:numId w:val="2"/>
+        </w:numPr>
+        <w:spacing w:after="60"/>
+      </w:pPr>
+      <w:r>
+        <w:t xml:space="preserve">완전 삭제는 되돌릴 수 없으니, 실수로 퇴직 처리한 직원이 아니라 정말 기록을 지워도 되는 경우에만 사용해주세요.</w:t>
+      </w:r>
+    </w:p>
+    <w:p>
+      <w:pPr>
+        <w:pStyle w:val="ListParagraph"/>
+        <w:numPr>
+          <w:ilvl w:val="0"/>
+          <w:numId w:val="2"/>
+        </w:numPr>
+        <w:spacing w:after="60"/>
+      </w:pPr>
+      <w:r>
+        <w:t xml:space="preserve">정렬 드롭다운에 '권한별'이 추가되어, 관리자 → 일반직원 순으로 묶어서 볼 수 있습니다.</w:t>
+      </w:r>
+    </w:p>
+    <w:p>
+      <w:pPr>
+        <w:pStyle w:val="Heading2"/>
+        <w:spacing w:after="120" w:before="260"/>
+      </w:pPr>
+      <w:r>
+        <w:t xml:space="preserve">도급(단체) 계정 총원(TO) 수정 요청 (신규)</w:t>
+      </w:r>
+    </w:p>
+    <w:p>
+      <w:pPr>
+        <w:pStyle w:val="ListParagraph"/>
+        <w:numPr>
+          <w:ilvl w:val="0"/>
+          <w:numId w:val="2"/>
+        </w:numPr>
+        <w:spacing w:after="60"/>
+      </w:pPr>
+      <w:r>
+        <w:t xml:space="preserve">도급팀 계정이 총원 수정을 요청하면, 관리자 '직원 관리' 탭 상단에 노란 대기 카드가 나타납니다.</w:t>
+      </w:r>
+    </w:p>
+    <w:p>
+      <w:pPr>
+        <w:pStyle w:val="ListParagraph"/>
+        <w:numPr>
+          <w:ilvl w:val="0"/>
+          <w:numId w:val="2"/>
+        </w:numPr>
+        <w:spacing w:after="60"/>
+      </w:pPr>
+      <w:r>
+        <w:t xml:space="preserve">요청 인원과 사유를 확인한 뒤 '승인'을 누르면 즉시 총원(TO)에 반영되고, '거절'을 누르면 기존 총원이 그대로 유지됩니다.</w:t>
+      </w:r>
+    </w:p>
+    <w:p>
+      <w:pPr>
+        <w:pStyle w:val="Heading2"/>
+        <w:spacing w:after="120" w:before="260"/>
+      </w:pPr>
+      <w:r>
+        <w:t xml:space="preserve">마스터 관리자 전용 화면 (신규)</w:t>
+      </w:r>
+    </w:p>
+    <w:p>
+      <w:pPr>
+        <w:pStyle w:val="ListParagraph"/>
+        <w:numPr>
+          <w:ilvl w:val="0"/>
+          <w:numId w:val="2"/>
+        </w:numPr>
+        <w:spacing w:after="60"/>
+      </w:pPr>
+      <w:r>
+        <w:t xml:space="preserve">시스템 최초 설치 시 자동 생성되는 '마스터 관리자' 계정(기본 사번 admin)으로 로그인하면 '내 식사 신청' 메뉴가 보이지 않고, 바로 관리자 화면으로 이동합니다. 이 계정은 직원 관리 탭의 등록 인원 요약과 '미신청 인원' 집계에서도 자동으로 제외됩니다.</w:t>
+      </w:r>
+    </w:p>
+    <w:p>
+      <w:pPr>
+        <w:pStyle w:val="ListParagraph"/>
+        <w:numPr>
+          <w:ilvl w:val="0"/>
+          <w:numId w:val="2"/>
+        </w:numPr>
+        <w:spacing w:after="60"/>
+      </w:pPr>
+      <w:r>
+        <w:t xml:space="preserve">직원 관리 화면에서 다른 직원에게 나중에 관리자 권한을 부여한 경우에는 예전과 동일하게 관리자 화면과 '내 식사 신청' 화면을 모두 사용할 수 있고, 인원 집계에도 정상적으로 포함되며 식사 신청도 그대로 할 수 있습니다.</w:t>
+      </w:r>
+    </w:p>
+    <w:p>
+      <w:pPr>
+        <w:pStyle w:val="ListParagraph"/>
+        <w:numPr>
+          <w:ilvl w:val="0"/>
+          <w:numId w:val="2"/>
+        </w:numPr>
+        <w:spacing w:after="60"/>
+      </w:pPr>
+      <w:r>
+        <w:t xml:space="preserve">기존에 로그인해 있던 관리자 계정은 로그아웃 후 다시 로그인해야 이 구분이 정확히 반영됩니다.</w:t>
+      </w:r>
+    </w:p>
+    <w:p>
+      <w:pPr>
+        <w:pStyle w:val="Heading2"/>
+        <w:spacing w:after="120" w:before="260"/>
+      </w:pPr>
+      <w:r>
+        <w:t xml:space="preserve">일일 집계 · 월간 집계 개편 (신규)</w:t>
+      </w:r>
+    </w:p>
+    <w:p>
+      <w:pPr>
+        <w:pStyle w:val="ListParagraph"/>
+        <w:numPr>
+          <w:ilvl w:val="0"/>
+          <w:numId w:val="2"/>
+        </w:numPr>
+        <w:spacing w:after="60"/>
+      </w:pPr>
+      <w:r>
+        <w:t xml:space="preserve">일일 집계 탭: 중식/석식별로 '신청자 명단'과 '미신청자 명단'을 각각 표로 나눠서 확인할 수 있습니다.</w:t>
+      </w:r>
+    </w:p>
+    <w:p>
+      <w:pPr>
+        <w:pStyle w:val="ListParagraph"/>
+        <w:numPr>
+          <w:ilvl w:val="0"/>
+          <w:numId w:val="2"/>
+        </w:numPr>
+        <w:spacing w:after="60"/>
+      </w:pPr>
+      <w:r>
+        <w:t xml:space="preserve">일일 집계·월간 집계 상단 요약 카드에 일반직원과 도급직원 인원을 나누어 보여주고, 파란색으로 강조된 카드에 통합 합계도 함께 표시됩니다.</w:t>
+      </w:r>
+    </w:p>
+    <w:p>
+      <w:pPr>
+        <w:pStyle w:val="ListParagraph"/>
+        <w:numPr>
+          <w:ilvl w:val="0"/>
+          <w:numId w:val="2"/>
+        </w:numPr>
+        <w:spacing w:after="60"/>
+      </w:pPr>
+      <w:r>
+        <w:t xml:space="preserve">예) 일반직원 중식 00명, 도급직원 중식 00명, 중식 합계 000명 / 일반직원 석식 00명, 도급직원 석식 00명, 석식 합계 000명</w:t>
+      </w:r>
+    </w:p>
+    <w:p>
+      <w:pPr>
+        <w:pStyle w:val="Heading2"/>
+        <w:spacing w:after="120" w:before="260"/>
+      </w:pPr>
+      <w:r>
         <w:t xml:space="preserve">직원 화면</w:t>
       </w:r>
     </w:p>
@@ -1209,6 +1601,373 @@
       </w:pPr>
       <w:r>
         <w:t xml:space="preserve">'휴대폰 알림 받기' 버튼을 누르고 알림을 허용하면, 마감 임박 알림을 받을 수 있습니다(②③단계를 진행한 경우에만 동작).</w:t>
+      </w:r>
+    </w:p>
+    <w:p>
+      <w:pPr>
+        <w:pStyle w:val="Heading2"/>
+        <w:spacing w:after="120" w:before="260"/>
+      </w:pPr>
+      <w:r>
+        <w:t xml:space="preserve">로그인 자동 저장 + 접속 링크·QR 공유 (신규)</w:t>
+      </w:r>
+    </w:p>
+    <w:p>
+      <w:pPr>
+        <w:pStyle w:val="ListParagraph"/>
+        <w:numPr>
+          <w:ilvl w:val="0"/>
+          <w:numId w:val="2"/>
+        </w:numPr>
+        <w:spacing w:after="60"/>
+      </w:pPr>
+      <w:r>
+        <w:t xml:space="preserve">로그인에 성공하면 사번과 이름이 그 기기에 저장되어, 다음에 접속했을 때 로그인 입력칸에 자동으로 채워집니다.</w:t>
+      </w:r>
+    </w:p>
+    <w:p>
+      <w:pPr>
+        <w:pStyle w:val="ListParagraph"/>
+        <w:numPr>
+          <w:ilvl w:val="0"/>
+          <w:numId w:val="2"/>
+        </w:numPr>
+        <w:spacing w:after="60"/>
+      </w:pPr>
+      <w:r>
+        <w:t xml:space="preserve">로그인 후 화면 위쪽 '접속 링크 공유' 버튼을 누르면 사이트 주소를 복사하거나 QR코드를 스캔해서 다른 직원에게 바로 전달할 수 있습니다.</w:t>
+      </w:r>
+    </w:p>
+    <w:p>
+      <w:pPr>
+        <w:pStyle w:val="Heading2"/>
+        <w:spacing w:after="120" w:before="260"/>
+      </w:pPr>
+      <w:r>
+        <w:t xml:space="preserve">도급(단체) 계정 화면 (신규)</w:t>
+      </w:r>
+    </w:p>
+    <w:p>
+      <w:pPr>
+        <w:pStyle w:val="ListParagraph"/>
+        <w:numPr>
+          <w:ilvl w:val="0"/>
+          <w:numId w:val="2"/>
+        </w:numPr>
+        <w:spacing w:after="60"/>
+      </w:pPr>
+      <w:r>
+        <w:t xml:space="preserve">도급팀 사번으로 로그인하면 화면 위쪽 사용자 표시와 주간 달력 위쪽 카드에 '도급' 표시 대신 부서명 + 이름(예: 협력업체 OO건설)이 함께 표시됩니다.</w:t>
+      </w:r>
+    </w:p>
+    <w:p>
+      <w:pPr>
+        <w:pStyle w:val="ListParagraph"/>
+        <w:numPr>
+          <w:ilvl w:val="0"/>
+          <w:numId w:val="2"/>
+        </w:numPr>
+        <w:spacing w:after="60"/>
+      </w:pPr>
+      <w:r>
+        <w:t xml:space="preserve">주간 달력 위쪽에 현재 등록된 총원(TO)이 카드로 표시됩니다.</w:t>
+      </w:r>
+    </w:p>
+    <w:p>
+      <w:pPr>
+        <w:pStyle w:val="ListParagraph"/>
+        <w:numPr>
+          <w:ilvl w:val="0"/>
+          <w:numId w:val="2"/>
+        </w:numPr>
+        <w:spacing w:after="60"/>
+      </w:pPr>
+      <w:r>
+        <w:t xml:space="preserve">총원이 실제 인원과 다르면 '총원 수정 요청' 버튼을 눌러 원하는 인원수와 사유를 입력해 관리자에게 바로 보낼 수 있습니다 (관리자 승인 후 반영).</w:t>
+      </w:r>
+    </w:p>
+    <w:p>
+      <w:pPr>
+        <w:pStyle w:val="ListParagraph"/>
+        <w:numPr>
+          <w:ilvl w:val="0"/>
+          <w:numId w:val="2"/>
+        </w:numPr>
+        <w:spacing w:after="60"/>
+      </w:pPr>
+      <w:r>
+        <w:t xml:space="preserve">각 날짜의 중식/석식 입력란 아래에 '신청 인원 / 총원' 과 '미신청' 인원이 함께 표시됩니다.</w:t>
+      </w:r>
+    </w:p>
+    <w:p>
+      <w:pPr>
+        <w:pStyle w:val="Heading2"/>
+        <w:spacing w:after="120" w:before="260"/>
+      </w:pPr>
+      <w:r>
+        <w:t xml:space="preserve">업데이트 확인 버튼 (신규)</w:t>
+      </w:r>
+    </w:p>
+    <w:p>
+      <w:pPr>
+        <w:pStyle w:val="ListParagraph"/>
+        <w:numPr>
+          <w:ilvl w:val="0"/>
+          <w:numId w:val="2"/>
+        </w:numPr>
+        <w:spacing w:after="60"/>
+      </w:pPr>
+      <w:r>
+        <w:t xml:space="preserve">로그인 화면 맨 아래에 '업데이트 확인' 버튼이 추가되었습니다.</w:t>
+      </w:r>
+    </w:p>
+    <w:p>
+      <w:pPr>
+        <w:pStyle w:val="ListParagraph"/>
+        <w:numPr>
+          <w:ilvl w:val="0"/>
+          <w:numId w:val="2"/>
+        </w:numPr>
+        <w:spacing w:after="60"/>
+      </w:pPr>
+      <w:r>
+        <w:t xml:space="preserve">특히 PC 바탕화면이나 휴대폰 홈 화면에 '앱처럼' 설치해서 쓰는 경우, 예전 화면이 계속 보이거나 새 기능이 안 보이면 이 버튼을 눌러주세요. 저장된 캐시를 정리하고 최신 버전을 새로 받아옵니다.</w:t>
+      </w:r>
+    </w:p>
+    <w:p>
+      <w:pPr>
+        <w:pStyle w:val="Heading2"/>
+        <w:spacing w:after="120" w:before="260"/>
+      </w:pPr>
+      <w:r>
+        <w:t xml:space="preserve">주말·공휴일 빨간색 표시 (신규)</w:t>
+      </w:r>
+    </w:p>
+    <w:p>
+      <w:pPr>
+        <w:pStyle w:val="ListParagraph"/>
+        <w:numPr>
+          <w:ilvl w:val="0"/>
+          <w:numId w:val="2"/>
+        </w:numPr>
+        <w:spacing w:after="60"/>
+      </w:pPr>
+      <w:r>
+        <w:t xml:space="preserve">주간 달력에서 평일 신청 버튼은 기존과 동일하게 파란색으로 보이고, 토요일·일요일과 공휴일은 날짜·요일 글자와 신청 버튼이 빨간색으로 구분되어 표시됩니다.</w:t>
+      </w:r>
+    </w:p>
+    <w:p>
+      <w:pPr>
+        <w:pStyle w:val="ListParagraph"/>
+        <w:numPr>
+          <w:ilvl w:val="0"/>
+          <w:numId w:val="2"/>
+        </w:numPr>
+        <w:spacing w:after="60"/>
+      </w:pPr>
+      <w:r>
+        <w:t xml:space="preserve">이미 신청 완료된 초록색 버튼이나, 마감시간이 지나 비활성화된 회색 버튼은 주말·공휴일이어도 색이 바뀌지 않고 그대로 유지됩니다.</w:t>
+      </w:r>
+    </w:p>
+    <w:p>
+      <w:pPr>
+        <w:pStyle w:val="ListParagraph"/>
+        <w:numPr>
+          <w:ilvl w:val="0"/>
+          <w:numId w:val="2"/>
+        </w:numPr>
+        <w:spacing w:after="60"/>
+      </w:pPr>
+      <w:r>
+        <w:t xml:space="preserve">신정·삼일절·어린이날·현충일·광복절·개천절·한글날·크리스마스처럼 매년 날짜가 고정된 양력 공휴일은 별도 설정 없이 자동으로 빨간색 표시됩니다.</w:t>
+      </w:r>
+    </w:p>
+    <w:p>
+      <w:pPr>
+        <w:pStyle w:val="ListParagraph"/>
+        <w:numPr>
+          <w:ilvl w:val="0"/>
+          <w:numId w:val="2"/>
+        </w:numPr>
+        <w:spacing w:after="60"/>
+      </w:pPr>
+      <w:r>
+        <w:t xml:space="preserve">설날·추석 연휴처럼 해마다 날짜가 바뀌는 공휴일이나 대체공휴일·임시공휴일은 관리자 화면 '설정' 탭의 '공휴일 관리'에서 날짜와 이름(선택)을 입력해 등록하면 됩니다. 등록한 공휴일은 목록에서 언제든 삭제할 수 있습니다.</w:t>
+      </w:r>
+    </w:p>
+    <w:p>
+      <w:pPr>
+        <w:pStyle w:val="ListParagraph"/>
+        <w:numPr>
+          <w:ilvl w:val="0"/>
+          <w:numId w:val="2"/>
+        </w:numPr>
+        <w:spacing w:after="60"/>
+      </w:pPr>
+      <w:r>
+        <w:t xml:space="preserve">등록된 공휴일은 일일 집계 화면 제목 옆과 월간 집계 표에도 빨간색으로 함께 표시됩니다.</w:t>
+      </w:r>
+    </w:p>
+    <w:p>
+      <w:pPr>
+        <w:pStyle w:val="Heading2"/>
+        <w:spacing w:after="120" w:before="260"/>
+      </w:pPr>
+      <w:r>
+        <w:t xml:space="preserve">내방객(손님) 식수 신청 (신규)</w:t>
+      </w:r>
+    </w:p>
+    <w:p>
+      <w:pPr>
+        <w:pStyle w:val="ListParagraph"/>
+        <w:numPr>
+          <w:ilvl w:val="0"/>
+          <w:numId w:val="2"/>
+        </w:numPr>
+        <w:spacing w:after="60"/>
+      </w:pPr>
+      <w:r>
+        <w:t xml:space="preserve">개인 직원이 중식 또는 석식을 신청하면, 신청 버튼 바로 아래에 '내방객' 입력칸이 나타납니다. 손님·내방객과 함께 식사할 경우 인원수(0~99명)를 입력하고 저장 버튼을 누르면 됩니다.</w:t>
+      </w:r>
+    </w:p>
+    <w:p>
+      <w:pPr>
+        <w:pStyle w:val="ListParagraph"/>
+        <w:numPr>
+          <w:ilvl w:val="0"/>
+          <w:numId w:val="2"/>
+        </w:numPr>
+        <w:spacing w:after="60"/>
+      </w:pPr>
+      <w:r>
+        <w:t xml:space="preserve">내방객 인원 등록·수정은 해당 끼니의 신청·취소와 동일한 마감시간까지만 가능합니다.</w:t>
+      </w:r>
+    </w:p>
+    <w:p>
+      <w:pPr>
+        <w:pStyle w:val="ListParagraph"/>
+        <w:numPr>
+          <w:ilvl w:val="0"/>
+          <w:numId w:val="2"/>
+        </w:numPr>
+        <w:spacing w:after="60"/>
+      </w:pPr>
+      <w:r>
+        <w:t xml:space="preserve">신청을 취소하면 등록해두었던 내방객 인원도 함께 0으로 초기화됩니다.</w:t>
+      </w:r>
+    </w:p>
+    <w:p>
+      <w:pPr>
+        <w:pStyle w:val="ListParagraph"/>
+        <w:numPr>
+          <w:ilvl w:val="0"/>
+          <w:numId w:val="2"/>
+        </w:numPr>
+        <w:spacing w:after="60"/>
+      </w:pPr>
+      <w:r>
+        <w:t xml:space="preserve">도급(단체) 계정은 총원(TO)으로 이미 전체 인원을 직접 입력하는 방식이라 내방객 입력칸이 별도로 나타나지 않습니다.</w:t>
+      </w:r>
+    </w:p>
+    <w:p>
+      <w:pPr>
+        <w:pStyle w:val="ListParagraph"/>
+        <w:numPr>
+          <w:ilvl w:val="0"/>
+          <w:numId w:val="2"/>
+        </w:numPr>
+        <w:spacing w:after="60"/>
+      </w:pPr>
+      <w:r>
+        <w:t xml:space="preserve">관리자 화면의 신청 현황·일일 집계·월간 집계 모두 '일반직원 / 도급직원 / 내방객' 인원을 각각 구분된 카드로 보여주고, 조리에 필요한 전체 합계에는 내방객 인원까지 포함해서 계산됩니다.</w:t>
+      </w:r>
+    </w:p>
+    <w:p>
+      <w:pPr>
+        <w:pStyle w:val="ListParagraph"/>
+        <w:numPr>
+          <w:ilvl w:val="0"/>
+          <w:numId w:val="2"/>
+        </w:numPr>
+        <w:spacing w:after="60"/>
+      </w:pPr>
+      <w:r>
+        <w:t xml:space="preserve">일일 집계·월간 집계 엑셀 다운로드 파일에도 내방객 인원 열과 합계가 함께 포함됩니다.</w:t>
+      </w:r>
+    </w:p>
+    <w:p>
+      <w:pPr>
+        <w:pStyle w:val="Heading2"/>
+        <w:spacing w:after="120" w:before="260"/>
+      </w:pPr>
+      <w:r>
+        <w:t xml:space="preserve">아이폰·아이패드 홈 화면 설치 (신규)</w:t>
+      </w:r>
+    </w:p>
+    <w:p>
+      <w:pPr>
+        <w:pStyle w:val="ListParagraph"/>
+        <w:numPr>
+          <w:ilvl w:val="0"/>
+          <w:numId w:val="2"/>
+        </w:numPr>
+        <w:spacing w:after="60"/>
+      </w:pPr>
+      <w:r>
+        <w:t xml:space="preserve">그동안 '앱 설치' 버튼은 안드로이드/PC 크롬에서만 나타났는데, 이번 업데이트로 아이폰·아이패드에서 접속해도 버튼이 나타납니다.</w:t>
+      </w:r>
+    </w:p>
+    <w:p>
+      <w:pPr>
+        <w:pStyle w:val="ListParagraph"/>
+        <w:numPr>
+          <w:ilvl w:val="0"/>
+          <w:numId w:val="2"/>
+        </w:numPr>
+        <w:spacing w:after="60"/>
+      </w:pPr>
+      <w:r>
+        <w:t xml:space="preserve">아이폰·아이패드의 Safari는 자동 설치를 지원하지 않기 때문에, 버튼을 누르면 'Safari 공유 버튼 → 홈 화면에 추가' 방법을 그림 대신 3단계 글로 안내하는 팝업이 뜹니다. 안내에 따라 직접 몇 번만 탭하면 설치됩니다.</w:t>
+      </w:r>
+    </w:p>
+    <w:p>
+      <w:pPr>
+        <w:pStyle w:val="ListParagraph"/>
+        <w:numPr>
+          <w:ilvl w:val="0"/>
+          <w:numId w:val="2"/>
+        </w:numPr>
+        <w:spacing w:after="60"/>
+      </w:pPr>
+      <w:r>
+        <w:t xml:space="preserve">홈 화면에 추가한 뒤 아이콘을 눌러 실행하면 Safari 주소창 없이 다른 앱처럼 전체화면으로 열리고, 홈 화면 아이콘 아래에는 '신흥정밀 식사신청'이라는 이름이 표시됩니다.</w:t>
+      </w:r>
+    </w:p>
+    <w:p>
+      <w:pPr>
+        <w:pStyle w:val="ListParagraph"/>
+        <w:numPr>
+          <w:ilvl w:val="0"/>
+          <w:numId w:val="2"/>
+        </w:numPr>
+        <w:spacing w:after="60"/>
+      </w:pPr>
+      <w:r>
+        <w:t xml:space="preserve">이미 홈 화면에 설치해서 실행 중인 경우에는(아이폰·아이패드·안드로이드·PC 모두) '앱 설치' 버튼이 자동으로 사라집니다.</w:t>
+      </w:r>
+    </w:p>
+    <w:p>
+      <w:pPr>
+        <w:spacing w:after="140"/>
+        <w:ind w:left="200"/>
+      </w:pPr>
+      <w:r>
+        <w:rPr>
+          <w:i/>
+          <w:iCs/>
+          <w:color w:val="6B7280"/>
+        </w:rPr>
+        <w:t xml:space="preserve">※ 카카오톡·네이버 앱 등에서 링크를 눌러 '앱 안 브라우저'로 열었을 때는 아이폰에서 '홈 화면에 추가' 기능 자체가 보이지 않을 수 있습니다. 이 경우 화면 아래 '다른 브라우저로 열기'(또는 '⋮' 메뉴) → Safari로 열기를 선택한 뒤 설치를 진행해주세요.</w:t>
       </w:r>
     </w:p>
     <w:p>
@@ -1342,6 +2101,48 @@
           <w:bCs w:val="false"/>
         </w:rPr>
         <w:t xml:space="preserve">이미지 파일 용량은 4MB 이하로 준비해주세요. 엑셀로 만든 주간 식단표라면, 가로(landscape) 방향으로 한 페이지에 맞춰 캡처(스크린샷)한 뒤 jpg 또는 png 파일로 업로드하시면 깔끔하게 나옵니다.</w:t>
+      </w:r>
+    </w:p>
+    <w:p>
+      <w:pPr>
+        <w:pStyle w:val="Heading2"/>
+        <w:spacing w:after="120" w:before="260"/>
+      </w:pPr>
+      <w:r>
+        <w:t xml:space="preserve">Q. 설날/추석 연휴에 색이 빨간색으로 안 바뀌어요.</w:t>
+      </w:r>
+    </w:p>
+    <w:p>
+      <w:pPr>
+        <w:spacing w:after="140"/>
+      </w:pPr>
+      <w:r>
+        <w:rPr>
+          <w:b w:val="false"/>
+          <w:bCs w:val="false"/>
+        </w:rPr>
+        <w:t xml:space="preserve">설날·추석 연휴는 매년 날짜가 달라 자동으로 인식되지 않습니다. 관리자로 로그인 → 설정 탭 → '공휴일 관리'에서 해당 날짜를 하나씩 등록해주세요 (예: 연휴 3일이면 3번 등록). 신정·삼일절처럼 날짜가 고정된 공휴일은 등록하지 않아도 자동으로 빨간색으로 표시됩니다.</w:t>
+      </w:r>
+    </w:p>
+    <w:p>
+      <w:pPr>
+        <w:pStyle w:val="Heading2"/>
+        <w:spacing w:after="120" w:before="260"/>
+      </w:pPr>
+      <w:r>
+        <w:t xml:space="preserve">Q. 아이폰에서 '앱 설치' 버튼을 눌러도 설치 창이 안 떠요.</w:t>
+      </w:r>
+    </w:p>
+    <w:p>
+      <w:pPr>
+        <w:spacing w:after="140"/>
+      </w:pPr>
+      <w:r>
+        <w:rPr>
+          <w:b w:val="false"/>
+          <w:bCs w:val="false"/>
+        </w:rPr>
+        <w:t xml:space="preserve">아이폰은 안드로이드와 달리 버튼 한 번으로 자동 설치되지 않고, 대신 Safari에서 직접 '공유 → 홈 화면에 추가'를 눌러야 합니다. '앱 설치' 버튼을 누르면 그 방법을 안내하는 팝업이 뜨니, 팝업의 안내대로 따라 하시면 됩니다. 만약 팝업조차 뜨지 않는다면 카카오톡·네이버 앱 안의 '인앱 브라우저'로 열려 있을 가능성이 높습니다 — 화면 오른쪽 아래(또는 '⋮') 메뉴에서 'Safari로 열기'를 선택한 뒤 다시 시도해주세요.</w:t>
       </w:r>
     </w:p>
     <w:p>

--- a/guide/업데이트_배포가이드.docx
+++ b/guide/업데이트_배포가이드.docx
@@ -1173,7 +1173,7 @@
         <w:spacing w:after="60"/>
       </w:pPr>
       <w:r>
-        <w:t xml:space="preserve">만족도 조사 탭(신규, 관리자 전용): 식사를 신청한 직원이 중식 12:00~15:00 / 석식 17:00~20:00 사이에 남긴 별점(1~5개, 20~100점 환산)과 이유를 부서별로 집계해서 볼 수 있습니다. '일별'/'월간' 보기를 전환할 수 있고, 부서별 응답인원·평균점수·별점 분포와 개별 응답(이유 포함) 목록을 확인하며 엑셀 다운로드·인쇄가 가능합니다.</w:t>
+        <w:t xml:space="preserve">만족도 조사 탭(신규, 관리자 전용): 식사를 신청한 직원이 중식은 당일 12:00 ~ 익일 08:00, 석식은 당일 17:00 ~ 익일 08:00 사이에 남긴 별점(1~5개, 20~100점 환산)과 이유를 부서별로 집계해서 볼 수 있습니다. '일별'/'월간' 보기를 전환할 수 있고, 부서별 응답인원·평균점수·별점 분포와 개별 응답(이유 포함) 목록을 확인하며 엑셀 다운로드·인쇄가 가능합니다.</w:t>
       </w:r>
     </w:p>
     <w:p>
@@ -1195,7 +1195,7 @@
         <w:spacing w:after="60"/>
       </w:pPr>
       <w:r>
-        <w:t xml:space="preserve">'내 식사 신청' 화면 위쪽에 평가 카드가 항상 표시됩니다. 다만 실제로 별점을 등록하려면 그 끼니를 신청한 상태로 중식 12:00~15:00 / 석식 17:00~20:00 사이여야 하며, 그 외에는 입력칸이 비활성화되고 '○○을 신청하면 평가할 수 있습니다' 또는 '평가 가능 시간: OO:OO ~ OO:OO' 안내 문구가 표시됩니다.</w:t>
+        <w:t xml:space="preserve">'내 식사 신청' 화면 위쪽에 평가 카드가 항상 표시됩니다. 다만 실제로 별점을 등록하려면 그 끼니를 신청한 상태로 중식은 당일 12:00 ~ 익일 08:00, 석식은 당일 17:00 ~ 익일 08:00 사이여야 하며, 그 외에는 입력칸이 비활성화되고 '○○을 신청하면 평가할 수 있습니다' 또는 '평가 가능 시간: OO:OO ~ OO:OO' 안내 문구가 표시됩니다. 자정을 넘긴 새벽에 남긴 평가는 자동으로 전날 끼니 평가로 기록됩니다.</w:t>
       </w:r>
     </w:p>
     <w:p>
@@ -1222,6 +1222,132 @@
       </w:pPr>
       <w:r>
         <w:t xml:space="preserve">관리자 화면의 '만족도 조사' 탭(관리자 전용)에서 부서별 응답인원·평균점수·별점 분포를 확인하고 엑셀 다운로드·인쇄를 할 수 있습니다. 자세한 내용은 위 '관리자 화면' 항목을 참고하세요.</w:t>
+      </w:r>
+    </w:p>
+    <w:p>
+      <w:pPr>
+        <w:pStyle w:val="Heading2"/>
+        <w:spacing w:after="120" w:before="260"/>
+      </w:pPr>
+      <w:r>
+        <w:t xml:space="preserve">통근버스 신청·관리 (신규, 비공개 개발자 모드)</w:t>
+      </w:r>
+    </w:p>
+    <w:p>
+      <w:pPr>
+        <w:pStyle w:val="ListParagraph"/>
+        <w:numPr>
+          <w:ilvl w:val="0"/>
+          <w:numId w:val="2"/>
+        </w:numPr>
+        <w:spacing w:after="60"/>
+      </w:pPr>
+      <w:r>
+        <w:t xml:space="preserve">이 기능은 완성 전까지 비공개 상태이며, 마스터 관리자(사번 admin) 계정과 마스터가 권한을 부여한 인원만 미리 사용할 수 있습니다. 마스터 관리자 계정으로 로그인할 때는 비밀번호를 추가로 입력해야 합니다(최초 비밀번호는 MASTER_INITIAL_PASSWORD 환경변수, 기본값 admin1234!). 로그인 후 [관리자 → 개발자 모드]에서 비밀번호를 원하는 값으로 꼭 바꿔주세요.</w:t>
+      </w:r>
+    </w:p>
+    <w:p>
+      <w:pPr>
+        <w:pStyle w:val="ListParagraph"/>
+        <w:numPr>
+          <w:ilvl w:val="0"/>
+          <w:numId w:val="2"/>
+        </w:numPr>
+        <w:spacing w:after="60"/>
+      </w:pPr>
+      <w:r>
+        <w:t xml:space="preserve">마스터 관리자가 [관리자 → 개발자 모드]에서 '공개로 전환'을 눌러야 비로소 전 직원 화면에 '통근버스' 탭이 나타납니다. 이 '개발자 모드' 메뉴는 일반 관리자(role=admin) 화면에는 아예 보이지 않습니다.</w:t>
+      </w:r>
+    </w:p>
+    <w:p>
+      <w:pPr>
+        <w:pStyle w:val="ListParagraph"/>
+        <w:numPr>
+          <w:ilvl w:val="0"/>
+          <w:numId w:val="2"/>
+        </w:numPr>
+        <w:spacing w:after="60"/>
+      </w:pPr>
+      <w:r>
+        <w:t xml:space="preserve">공개되면 직원들은 '통근버스' 탭에서 평택버스(평택·공도·내리)/공도버스(공도·내리)/안성버스(안성시내) 중 원하는 코스와 출근운행/정시퇴근운행/연장퇴근운행, 정류장을 선택해 승차 신청·취소를 할 수 있습니다(코스는 관리자가 자유롭게 추가/수정 가능). 도급(단체) 계정은 식수 신청과 동일하게 인원수를 직접 입력해 이용합니다.</w:t>
+      </w:r>
+    </w:p>
+    <w:p>
+      <w:pPr>
+        <w:pStyle w:val="ListParagraph"/>
+        <w:numPr>
+          <w:ilvl w:val="0"/>
+          <w:numId w:val="2"/>
+        </w:numPr>
+        <w:spacing w:after="60"/>
+      </w:pPr>
+      <w:r>
+        <w:t xml:space="preserve">평일(월~금, 공휴일 제외)은 기본적으로 운행하는 것으로 간주하고, 특근일·대체휴무일·토요일·일요일 등은 담당 관리자가 [통근차량 관리 → 운행일 지정]에서 차량별로 직접 켜줘야 운행됩니다.</w:t>
+      </w:r>
+    </w:p>
+    <w:p>
+      <w:pPr>
+        <w:pStyle w:val="ListParagraph"/>
+        <w:numPr>
+          <w:ilvl w:val="0"/>
+          <w:numId w:val="2"/>
+        </w:numPr>
+        <w:spacing w:after="60"/>
+      </w:pPr>
+      <w:r>
+        <w:t xml:space="preserve">마스터 관리자는 [관리자 → 개발자 모드]에서 직원별로 '통근 차량 관리 관리자'와 '기사' 권한을 부여할 수 있습니다 (식수신청 관리자·부서 운영자 권한은 기존과 동일하게 [직원 관리]에서 부여합니다).</w:t>
+      </w:r>
+    </w:p>
+    <w:p>
+      <w:pPr>
+        <w:pStyle w:val="ListParagraph"/>
+        <w:numPr>
+          <w:ilvl w:val="0"/>
+          <w:numId w:val="2"/>
+        </w:numPr>
+        <w:spacing w:after="60"/>
+      </w:pPr>
+      <w:r>
+        <w:t xml:space="preserve">'통근 차량 관리 관리자' 권한을 받은 직원은 [통근차량 관리] 화면에서 차량/코스 관리, 날짜별 운행 지정, 신청 현황(취소 대신 처리 포함), 일일·월간 인원 집계 확인 및 엑셀 다운로드·인쇄를 할 수 있습니다. 담당 차량을 지정하면 그 차량만, 비워두면 전체 차량을 관리합니다.</w:t>
+      </w:r>
+    </w:p>
+    <w:p>
+      <w:pPr>
+        <w:pStyle w:val="ListParagraph"/>
+        <w:numPr>
+          <w:ilvl w:val="0"/>
+          <w:numId w:val="2"/>
+        </w:numPr>
+        <w:spacing w:after="60"/>
+      </w:pPr>
+      <w:r>
+        <w:t xml:space="preserve">'기사' 권한을 받은 직원은 [기사 모드] 화면에서 본인이 배정된 차량의 오늘(또는 지정한 날짜) 운행 여부와 신청 인원을 확인하고, 실제 운행 여부·탑승 인원·메모를 기록할 수 있습니다. 다른 차량의 운행 현황도 참고용으로 함께 볼 수 있습니다(읽기 전용).</w:t>
+      </w:r>
+    </w:p>
+    <w:p>
+      <w:pPr>
+        <w:pStyle w:val="ListParagraph"/>
+        <w:numPr>
+          <w:ilvl w:val="0"/>
+          <w:numId w:val="2"/>
+        </w:numPr>
+        <w:spacing w:after="60"/>
+      </w:pPr>
+      <w:r>
+        <w:t xml:space="preserve">SMTP 정보(발신 메일 계정)를 환경변수에 등록하면, 매일 08:00에 전날 통근버스 운행일지가 마스터 관리자와 통근 차량 관리 관리자 중 이메일을 등록한 사람에게 자동으로 발송됩니다. 등록하지 않으면 이메일 기능만 비활성화되고 나머지 기능은 동일하게 동작합니다.</w:t>
+      </w:r>
+    </w:p>
+    <w:p>
+      <w:pPr>
+        <w:pStyle w:val="ListParagraph"/>
+        <w:numPr>
+          <w:ilvl w:val="0"/>
+          <w:numId w:val="2"/>
+        </w:numPr>
+        <w:spacing w:after="60"/>
+      </w:pPr>
+      <w:r>
+        <w:t xml:space="preserve">식수신청 관리자도 본인 이메일을 등록하면, 기존 웹 푸시 알림과 별개로 매일 중식/석식 신청 집계를 이메일로도 받아볼 수 있습니다.</w:t>
       </w:r>
     </w:p>
     <w:p>
